--- a/deliverables/vet-society-2026-11-02-animal-welfare-ai/발표스크립트_동물복지와AI_2026-11-02.docx
+++ b/deliverables/vet-society-2026-11-02-animal-welfare-ai/발표스크립트_동물복지와AI_2026-11-02.docx
@@ -12,12 +12,14 @@
     </w:p>
     <w:p>
       <w:r>
-        <w:t>2026. 11. 2. 수의학회 발표 | 하현제 DVM (고려동물병원 · D2O / CowTalk)</w:t>
+        <w:t>2026. 11. 2.(월) 09:00~10:15 · Room 303 | Session 3 농장동물복지포럼 「The Role of Veterinarians in Farm Animal Welfare」 · 세 번째(마지막) 연자</w:t>
+        <w:br/>
+        <w:t>하현제 DVM (고려동물병원 · D2O / CowTalk)</w:t>
       </w:r>
     </w:p>
     <w:p>
       <w:r>
-        <w:t>슬라이드 16장 · 예상 발표 시간 약 19~20분 (분당 약 300자 기준). [대괄호]는 발표 전 확인하거나 넣을 부분입니다.</w:t>
+        <w:t>슬라이드 16장 · 예상 발표 시간 약 20분 (질의응답 별도) (분당 약 300자 기준). [대괄호]는 발표 전 확인하거나 넣을 부분입니다.</w:t>
       </w:r>
     </w:p>
     <w:p>
@@ -25,17 +27,17 @@
         <w:pStyle w:val="Heading2"/>
       </w:pPr>
       <w:r>
-        <w:t>슬라이드 1. 표지   (0:40)</w:t>
+        <w:t>슬라이드 1. 표지   (0:50)</w:t>
       </w:r>
     </w:p>
     <w:p>
       <w:r>
-        <w:t>안녕하십니까. 고려동물병원 하현제입니다.</w:t>
+        <w:t>좌장님, 소개 감사합니다. 고려동물병원 하현제입니다.</w:t>
       </w:r>
     </w:p>
     <w:p>
       <w:r>
-        <w:t>오늘 말씀드릴 주제는 「소의 동물복지와 AI」입니다.</w:t>
+        <w:t>앞서 돼지와 산란계에서 수의사가 복지를 위해 무엇을 할 수 있는지 좋은 말씀을 들었습니다. 저는 이 세션의 마지막 순서로 소를 말씀드리겠습니다. 그리고 AI라는 새로운 도구가 농장동물 복지에서 수의사의 역할을 어떻게 넓힐 수 있는지를 이야기하겠습니다.</w:t>
       </w:r>
     </w:p>
     <w:p>
@@ -285,7 +287,7 @@
         <w:pStyle w:val="Heading2"/>
       </w:pPr>
       <w:r>
-        <w:t>슬라이드 8. 07 · Human-in-the-loop   (1:10)</w:t>
+        <w:t>슬라이드 8. 07 · Human-in-the-loop   (1:25)</w:t>
       </w:r>
     </w:p>
     <w:p>
@@ -321,6 +323,11 @@
     <w:p>
       <w:r>
         <w:t>복지의 최종 판단과 임상 책임은 사람, 바로 이 자리에 계신 수의사 여러분에게 있습니다. AI는 그 판단을 더 빨리, 더 정확한 대상에게 가도록 돕는 도구입니다.</w:t>
+      </w:r>
+    </w:p>
+    <w:p>
+      <w:r>
+        <w:t>오늘 세션의 주제가 '농장동물 복지에서 수의사의 역할'인데, 이 고리 안에서 수의사는 알림을 받는 사람이 아니라 고리를 닫는 사람입니다. 확인하고, 판단하고, 결과를 기록해 다음 판단을 더 낫게 만드는 사람입니다.</w:t>
       </w:r>
     </w:p>
     <w:p>
@@ -583,7 +590,7 @@
         <w:pStyle w:val="Heading2"/>
       </w:pPr>
       <w:r>
-        <w:t>슬라이드 16. 마무리   (0:50)</w:t>
+        <w:t>슬라이드 16. 마무리   (1:05)</w:t>
       </w:r>
     </w:p>
     <w:p>
@@ -608,12 +615,55 @@
     </w:p>
     <w:p>
       <w:r>
+        <w:t>오늘 세션의 질문, 농장동물 복지에서 수의사의 역할이 무엇인가에 대한 제 답은 이렇습니다. 기술이 24시간 지켜보는 시대에도, 그 신호를 고통을 줄이는 행동으로 바꾸는 마지막 책임은 수의사에게 있습니다.</w:t>
+      </w:r>
+    </w:p>
+    <w:p>
+      <w:r>
         <w:t>동물복지는 1년에 한 번 찍는 스냅샷이어서는 안 됩니다. 365일 지속적으로 받아야 할 주의입니다.</w:t>
       </w:r>
     </w:p>
     <w:p>
       <w:r>
         <w:t>경청해 주셔서 감사합니다. 질문 받겠습니다.</w:t>
+      </w:r>
+    </w:p>
+    <w:p>
+      <w:pPr>
+        <w:pStyle w:val="Heading1"/>
+      </w:pPr>
+      <w:r>
+        <w:t>시간이 줄었을 때 (15분 단축안)</w:t>
+      </w:r>
+    </w:p>
+    <w:p>
+      <w:r>
+        <w:t>앞 연자 발표가 길어져 시간이 15분 안팎으로 줄면 아래처럼 줄이십시오.</w:t>
+      </w:r>
+    </w:p>
+    <w:p>
+      <w:r>
+        <w:t>· 2번 슬라이드: 넘기면서 한 문장만 — "핵심은 시설이 아니라 소가 실제로 무엇을 경험하는가입니다." (약 1분 절약)</w:t>
+      </w:r>
+    </w:p>
+    <w:p>
+      <w:r>
+        <w:t>· 3번 슬라이드: 마지막 문단("AI도 Mental State를 직접 측정하지 못합니다")만 말합니다. (약 40초 절약)</w:t>
+      </w:r>
+    </w:p>
+    <w:p>
+      <w:r>
+        <w:t>· 12번·13번: 한 장당 한 문장으로 — "개체 신호가 모이면 농장의 반복되는 위험이 보이고, 지역·국가 단위로도 확장됩니다. 단, 데이터 거버넌스가 먼저입니다." (약 1분 30초 절약)</w:t>
+      </w:r>
+    </w:p>
+    <w:p>
+      <w:r>
+        <w:t>· 14번: 마지막 두 문장("인증은 기준을 세웁니다…")만 말합니다. (약 40초 절약)</w:t>
+      </w:r>
+    </w:p>
+    <w:p>
+      <w:r>
+        <w:t>· 줄이지 말 것: 5번(신호 ≠ 진단), 8번(수의사가 고리를 닫는다), 10번(한계), 11번(사례 흐름), 15번, 16번.</w:t>
       </w:r>
     </w:p>
     <w:p>

--- a/deliverables/vet-society-2026-11-02-animal-welfare-ai/발표스크립트_동물복지와AI_2026-11-02.docx
+++ b/deliverables/vet-society-2026-11-02-animal-welfare-ai/발표스크립트_동물복지와AI_2026-11-02.docx
@@ -27,7 +27,7 @@
         <w:pStyle w:val="Heading2"/>
       </w:pPr>
       <w:r>
-        <w:t>슬라이드 1. 표지   (0:50)</w:t>
+        <w:t>슬라이드 1. 표지   (1:05)</w:t>
       </w:r>
     </w:p>
     <w:p>
@@ -38,6 +38,11 @@
     <w:p>
       <w:r>
         <w:t>앞서 돼지와 산란계에서 수의사가 복지를 위해 무엇을 할 수 있는지 좋은 말씀을 들었습니다. 저는 이 세션의 마지막 순서로 소를 말씀드리겠습니다. 그리고 AI라는 새로운 도구가 농장동물 복지에서 수의사의 역할을 어떻게 넓힐 수 있는지를 이야기하겠습니다.</w:t>
+      </w:r>
+    </w:p>
+    <w:p>
+      <w:r>
+        <w:t>시작하기 전에 이해관계를 먼저 밝힙니다. 저는 CowTalk을 개발한 ㈜디투오에 소속되어 있고, 디투오는 국내에서 smaXtec 시스템을 유통하고 있습니다. 화면 아래에도 적어 두었습니다.</w:t>
       </w:r>
     </w:p>
     <w:p>
@@ -161,7 +166,7 @@
     </w:p>
     <w:p>
       <w:r>
-        <w:t>오른쪽의 연속적 주의, Continuous attention은 그 빈틈을 채우는 접근입니다. 24시간 생체·행동 신호를 보면서 "오늘 누구를 먼저 확인해야 하는가?"를 계속 묻는 것입니다.</w:t>
+        <w:t>오른쪽의 연속적 주의, Continuous attention은 그 빈틈을 채우는 접근입니다. 관찰을 하루 전체로 넓히되, 직접 진찰을 대신하지는 않습니다. 24시간 생체·행동 신호를 보면서 "오늘 누구를 먼저 확인해야 하는가?"를 계속 묻는 것입니다.</w:t>
       </w:r>
     </w:p>
     <w:p>
@@ -243,6 +248,11 @@
     <w:p>
       <w:r>
         <w:t>여기서도 선을 하나 긋겠습니다. smaXtec은 '복지 판정기'가 아닙니다. 연속 생체신호를 공급하는 장치, 즉 듣는 귀입니다.</w:t>
+      </w:r>
+    </w:p>
+    <w:p>
+      <w:r>
+        <w:t>저희는 이 데이터를 진단이나 완성된 복지 점수가 아니라, 생물학적 신호로 다룹니다.</w:t>
       </w:r>
     </w:p>
     <w:p>
@@ -365,7 +375,12 @@
     </w:p>
     <w:p>
       <w:r>
-        <w:t>아래 문장을 기억해 주십시오. 목표는 'AI 진단'이 아닙니다.</w:t>
+        <w:t>초록에도 쓴 문장을 그대로 말씀드리겠습니다. 동물복지 관점에서 AI의 가치는 자율 진단이 아닙니다. 지속적인 주의, continuous attention입니다.</w:t>
+      </w:r>
+    </w:p>
+    <w:p>
+      <w:r>
+        <w:t>목표는 'AI 진단'이 아닙니다.</w:t>
       </w:r>
     </w:p>
     <w:p>
@@ -488,7 +503,7 @@
     </w:p>
     <w:p>
       <w:r>
-        <w:t>열스트레스, 사료 변경, 환경 변화와 같이 움직이는가, 이것이 농장 패턴입니다.</w:t>
+        <w:t>열스트레스, 사료 변경, 환경 변화와 같이 움직이는가, 이것이 농장 패턴입니다. 여기서 더 나아가면 농장끼리 패턴을 비교해, 어느 농장에 같은 위험이 되풀이되는지도 볼 수 있습니다.</w:t>
       </w:r>
     </w:p>
     <w:p>
@@ -590,7 +605,7 @@
         <w:pStyle w:val="Heading2"/>
       </w:pPr>
       <w:r>
-        <w:t>슬라이드 16. 마무리   (1:05)</w:t>
+        <w:t>슬라이드 16. 마무리   (1:15)</w:t>
       </w:r>
     </w:p>
     <w:p>
@@ -625,9 +640,319 @@
     </w:p>
     <w:p>
       <w:r>
+        <w:t>AI는 사람의 돌봄을 대신하려는 것이 아닙니다. 소 한 마리 한 마리가 이미 우리에게 하고 있는 말을, 우리가 더 꾸준히 듣도록 돕기 위한 것입니다.</w:t>
+      </w:r>
+    </w:p>
+    <w:p>
+      <w:r>
         <w:t>경청해 주셔서 감사합니다. 질문 받겠습니다.</w:t>
       </w:r>
     </w:p>
+    <w:p>
+      <w:pPr>
+        <w:pStyle w:val="Heading1"/>
+      </w:pPr>
+      <w:r>
+        <w:t>초록(Abstract)과 슬라이드 대응표</w:t>
+      </w:r>
+    </w:p>
+    <w:tbl>
+      <w:tblPr>
+        <w:tblStyle w:val="TableGrid"/>
+        <w:tblW w:type="auto" w:w="0"/>
+        <w:tblLook w:firstColumn="1" w:firstRow="1" w:lastColumn="0" w:lastRow="0" w:noHBand="0" w:noVBand="1" w:val="04A0"/>
+      </w:tblPr>
+      <w:tblGrid>
+        <w:gridCol w:w="4873"/>
+        <w:gridCol w:w="4873"/>
+      </w:tblGrid>
+      <w:tr>
+        <w:tc>
+          <w:tcPr>
+            <w:tcW w:type="dxa" w:w="4873"/>
+          </w:tcPr>
+          <w:p>
+            <w:r>
+              <w:t>초록의 핵심 내용</w:t>
+            </w:r>
+          </w:p>
+        </w:tc>
+        <w:tc>
+          <w:tcPr>
+            <w:tcW w:type="dxa" w:w="4873"/>
+          </w:tcPr>
+          <w:p>
+            <w:r>
+              <w:t>다루는 슬라이드</w:t>
+            </w:r>
+          </w:p>
+        </w:tc>
+      </w:tr>
+      <w:tr>
+        <w:tc>
+          <w:tcPr>
+            <w:tcW w:type="dxa" w:w="4873"/>
+          </w:tcPr>
+          <w:p>
+            <w:r>
+              <w:t>Do you know what your cows are telling you?</w:t>
+            </w:r>
+          </w:p>
+        </w:tc>
+        <w:tc>
+          <w:tcPr>
+            <w:tcW w:type="dxa" w:w="4873"/>
+          </w:tcPr>
+          <w:p>
+            <w:r>
+              <w:t>1, 16</w:t>
+            </w:r>
+          </w:p>
+        </w:tc>
+      </w:tr>
+      <w:tr>
+        <w:tc>
+          <w:tcPr>
+            <w:tcW w:type="dxa" w:w="4873"/>
+          </w:tcPr>
+          <w:p>
+            <w:r>
+              <w:t>주기적 평가는 필수지만 간헐적 관찰에 그친다 / 하루 전체로 관찰 확장, 직접 진찰은 대체하지 않음</w:t>
+            </w:r>
+          </w:p>
+        </w:tc>
+        <w:tc>
+          <w:tcPr>
+            <w:tcW w:type="dxa" w:w="4873"/>
+          </w:tcPr>
+          <w:p>
+            <w:r>
+              <w:t>4</w:t>
+            </w:r>
+          </w:p>
+        </w:tc>
+      </w:tr>
+      <w:tr>
+        <w:tc>
+          <w:tcPr>
+            <w:tcW w:type="dxa" w:w="4873"/>
+          </w:tcPr>
+          <w:p>
+            <w:r>
+              <w:t>Five Domains, 임상증상 전에 측정 가능한 변화가 나타남</w:t>
+            </w:r>
+          </w:p>
+        </w:tc>
+        <w:tc>
+          <w:tcPr>
+            <w:tcW w:type="dxa" w:w="4873"/>
+          </w:tcPr>
+          <w:p>
+            <w:r>
+              <w:t>2, 3, 5</w:t>
+            </w:r>
+          </w:p>
+        </w:tc>
+      </w:tr>
+      <w:tr>
+        <w:tc>
+          <w:tcPr>
+            <w:tcW w:type="dxa" w:w="4873"/>
+          </w:tcPr>
+          <w:p>
+            <w:r>
+              <w:t>smaXtec = sensing layer, 진단·복지점수가 아닌 생물학적 신호</w:t>
+            </w:r>
+          </w:p>
+        </w:tc>
+        <w:tc>
+          <w:tcPr>
+            <w:tcW w:type="dxa" w:w="4873"/>
+          </w:tcPr>
+          <w:p>
+            <w:r>
+              <w:t>6</w:t>
+            </w:r>
+          </w:p>
+        </w:tc>
+      </w:tr>
+      <w:tr>
+        <w:tc>
+          <w:tcPr>
+            <w:tcW w:type="dxa" w:w="4873"/>
+          </w:tcPr>
+          <w:p>
+            <w:r>
+              <w:t>CowTalk = 다원 데이터 통합, 주의가 필요한 개체 식별</w:t>
+            </w:r>
+          </w:p>
+        </w:tc>
+        <w:tc>
+          <w:tcPr>
+            <w:tcW w:type="dxa" w:w="4873"/>
+          </w:tcPr>
+          <w:p>
+            <w:r>
+              <w:t>7</w:t>
+            </w:r>
+          </w:p>
+        </w:tc>
+      </w:tr>
+      <w:tr>
+        <w:tc>
+          <w:tcPr>
+            <w:tcW w:type="dxa" w:w="4873"/>
+          </w:tcPr>
+          <w:p>
+            <w:r>
+              <w:t>Sense → Understand → Act → Learn</w:t>
+            </w:r>
+          </w:p>
+        </w:tc>
+        <w:tc>
+          <w:tcPr>
+            <w:tcW w:type="dxa" w:w="4873"/>
+          </w:tcPr>
+          <w:p>
+            <w:r>
+              <w:t>8</w:t>
+            </w:r>
+          </w:p>
+        </w:tc>
+      </w:tr>
+      <w:tr>
+        <w:tc>
+          <w:tcPr>
+            <w:tcW w:type="dxa" w:w="4873"/>
+          </w:tcPr>
+          <w:p>
+            <w:r>
+              <w:t>AI의 가치는 자율 진단이 아니라 continuous attention / 최종 책임은 수의사</w:t>
+            </w:r>
+          </w:p>
+        </w:tc>
+        <w:tc>
+          <w:tcPr>
+            <w:tcW w:type="dxa" w:w="4873"/>
+          </w:tcPr>
+          <w:p>
+            <w:r>
+              <w:t>8, 9, 15</w:t>
+            </w:r>
+          </w:p>
+        </w:tc>
+      </w:tr>
+      <w:tr>
+        <w:tc>
+          <w:tcPr>
+            <w:tcW w:type="dxa" w:w="4873"/>
+          </w:tcPr>
+          <w:p>
+            <w:r>
+              <w:t>질병·열스트레스·섭취·반추·번식 이벤트의 조기 인지</w:t>
+            </w:r>
+          </w:p>
+        </w:tc>
+        <w:tc>
+          <w:tcPr>
+            <w:tcW w:type="dxa" w:w="4873"/>
+          </w:tcPr>
+          <w:p>
+            <w:r>
+              <w:t>9, 11</w:t>
+            </w:r>
+          </w:p>
+        </w:tc>
+      </w:tr>
+      <w:tr>
+        <w:tc>
+          <w:tcPr>
+            <w:tcW w:type="dxa" w:w="4873"/>
+          </w:tcPr>
+          <w:p>
+            <w:r>
+              <w:t>개체 → 우군 → 집단, 농장 간 비교, 지역 감시, 데이터 거버넌스</w:t>
+            </w:r>
+          </w:p>
+        </w:tc>
+        <w:tc>
+          <w:tcPr>
+            <w:tcW w:type="dxa" w:w="4873"/>
+          </w:tcPr>
+          <w:p>
+            <w:r>
+              <w:t>12, 13</w:t>
+            </w:r>
+          </w:p>
+        </w:tc>
+      </w:tr>
+      <w:tr>
+        <w:tc>
+          <w:tcPr>
+            <w:tcW w:type="dxa" w:w="4873"/>
+          </w:tcPr>
+          <w:p>
+            <w:r>
+              <w:t>주기적 평가 → 연속적·개체 중심 복지 모니터링</w:t>
+            </w:r>
+          </w:p>
+        </w:tc>
+        <w:tc>
+          <w:tcPr>
+            <w:tcW w:type="dxa" w:w="4873"/>
+          </w:tcPr>
+          <w:p>
+            <w:r>
+              <w:t>14</w:t>
+            </w:r>
+          </w:p>
+        </w:tc>
+      </w:tr>
+      <w:tr>
+        <w:tc>
+          <w:tcPr>
+            <w:tcW w:type="dxa" w:w="4873"/>
+          </w:tcPr>
+          <w:p>
+            <w:r>
+              <w:t>AI는 돌봄을 대체하지 않고 더 꾸준히 듣도록 돕는다</w:t>
+            </w:r>
+          </w:p>
+        </w:tc>
+        <w:tc>
+          <w:tcPr>
+            <w:tcW w:type="dxa" w:w="4873"/>
+          </w:tcPr>
+          <w:p>
+            <w:r>
+              <w:t>16</w:t>
+            </w:r>
+          </w:p>
+        </w:tc>
+      </w:tr>
+      <w:tr>
+        <w:tc>
+          <w:tcPr>
+            <w:tcW w:type="dxa" w:w="4873"/>
+          </w:tcPr>
+          <w:p>
+            <w:r>
+              <w:t>Disclosure Statement (D2O = CowTalk 개발사, smaXtec 국내 유통)</w:t>
+            </w:r>
+          </w:p>
+        </w:tc>
+        <w:tc>
+          <w:tcPr>
+            <w:tcW w:type="dxa" w:w="4873"/>
+          </w:tcPr>
+          <w:p>
+            <w:r>
+              <w:t>1 (표지 하단 추가 + 도입부 구두 고지)</w:t>
+            </w:r>
+          </w:p>
+        </w:tc>
+      </w:tr>
+    </w:tbl>
     <w:p>
       <w:pPr>
         <w:pStyle w:val="Heading1"/>
@@ -677,6 +1002,19 @@
       </w:pPr>
       <w:r>
         <w:t>예상 질문과 답변</w:t>
+      </w:r>
+    </w:p>
+    <w:p>
+      <w:r>
+        <w:rPr>
+          <w:b/>
+        </w:rPr>
+        <w:t>Q. smaXtec을 유통하는 회사 소속이신데, 결국 제품 홍보 아닙니까?</w:t>
+      </w:r>
+    </w:p>
+    <w:p>
+      <w:r>
+        <w:t>A. 그래서 발표 첫머리에 이해관계를 밝혔습니다. 오늘 발표에서 제가 일부러 반복한 것도 센서는 진단기가 아니고, AI는 Mental State를 측정하지 못하며, 인증을 대체하지 않는다는 한계였습니다. 특정 제품보다 연속 관찰과 수의사 판단을 결합하는 원칙이 핵심이고, 다른 센서를 써도 같은 원칙이 적용됩니다.</w:t>
       </w:r>
     </w:p>
     <w:p>
